--- a/lab_solutions/lab0_vector_add/docs/lab0_vector_add.docx
+++ b/lab_solutions/lab0_vector_add/docs/lab0_vector_add.docx
@@ -509,31 +509,31 @@
               <w:jc w:val="left"/>
             </w:pPr>
             <w:r>
-              <w:t xml:space="preserve">0.13</w:t>
-            </w:r>
-          </w:p>
-        </w:tc>
-        <w:tc>
-          <w:tcPr/>
-          <w:p>
-            <w:pPr>
-              <w:pStyle w:val="Compact"/>
-              <w:jc w:val="left"/>
-            </w:pPr>
-            <w:r>
-              <w:t xml:space="preserve">0.07</w:t>
-            </w:r>
-          </w:p>
-        </w:tc>
-        <w:tc>
-          <w:tcPr/>
-          <w:p>
-            <w:pPr>
-              <w:pStyle w:val="Compact"/>
-              <w:jc w:val="left"/>
-            </w:pPr>
-            <w:r>
-              <w:t xml:space="preserve">0.31</w:t>
+              <w:t xml:space="preserve">0.10</w:t>
+            </w:r>
+          </w:p>
+        </w:tc>
+        <w:tc>
+          <w:tcPr/>
+          <w:p>
+            <w:pPr>
+              <w:pStyle w:val="Compact"/>
+              <w:jc w:val="left"/>
+            </w:pPr>
+            <w:r>
+              <w:t xml:space="preserve">0.09</w:t>
+            </w:r>
+          </w:p>
+        </w:tc>
+        <w:tc>
+          <w:tcPr/>
+          <w:p>
+            <w:pPr>
+              <w:pStyle w:val="Compact"/>
+              <w:jc w:val="left"/>
+            </w:pPr>
+            <w:r>
+              <w:t xml:space="preserve">0.12</w:t>
             </w:r>
           </w:p>
         </w:tc>
@@ -583,19 +583,19 @@
               <w:jc w:val="left"/>
             </w:pPr>
             <w:r>
-              <w:t xml:space="preserve">0.96</w:t>
-            </w:r>
-          </w:p>
-        </w:tc>
-        <w:tc>
-          <w:tcPr/>
-          <w:p>
-            <w:pPr>
-              <w:pStyle w:val="Compact"/>
-              <w:jc w:val="left"/>
-            </w:pPr>
-            <w:r>
-              <w:t xml:space="preserve">1.51</w:t>
+              <w:t xml:space="preserve">1.01</w:t>
+            </w:r>
+          </w:p>
+        </w:tc>
+        <w:tc>
+          <w:tcPr/>
+          <w:p>
+            <w:pPr>
+              <w:pStyle w:val="Compact"/>
+              <w:jc w:val="left"/>
+            </w:pPr>
+            <w:r>
+              <w:t xml:space="preserve">1.47</w:t>
             </w:r>
           </w:p>
         </w:tc>
@@ -633,31 +633,31 @@
               <w:jc w:val="left"/>
             </w:pPr>
             <w:r>
-              <w:t xml:space="preserve">10.61</w:t>
-            </w:r>
-          </w:p>
-        </w:tc>
-        <w:tc>
-          <w:tcPr/>
-          <w:p>
-            <w:pPr>
-              <w:pStyle w:val="Compact"/>
-              <w:jc w:val="left"/>
-            </w:pPr>
-            <w:r>
-              <w:t xml:space="preserve">8.93</w:t>
-            </w:r>
-          </w:p>
-        </w:tc>
-        <w:tc>
-          <w:tcPr/>
-          <w:p>
-            <w:pPr>
-              <w:pStyle w:val="Compact"/>
-              <w:jc w:val="left"/>
-            </w:pPr>
-            <w:r>
-              <w:t xml:space="preserve">12.46</w:t>
+              <w:t xml:space="preserve">12.32</w:t>
+            </w:r>
+          </w:p>
+        </w:tc>
+        <w:tc>
+          <w:tcPr/>
+          <w:p>
+            <w:pPr>
+              <w:pStyle w:val="Compact"/>
+              <w:jc w:val="left"/>
+            </w:pPr>
+            <w:r>
+              <w:t xml:space="preserve">10.26</w:t>
+            </w:r>
+          </w:p>
+        </w:tc>
+        <w:tc>
+          <w:tcPr/>
+          <w:p>
+            <w:pPr>
+              <w:pStyle w:val="Compact"/>
+              <w:jc w:val="left"/>
+            </w:pPr>
+            <w:r>
+              <w:t xml:space="preserve">19.26</w:t>
             </w:r>
           </w:p>
         </w:tc>
@@ -783,31 +783,31 @@
               <w:jc w:val="left"/>
             </w:pPr>
             <w:r>
-              <w:t xml:space="preserve">1.32</w:t>
-            </w:r>
-          </w:p>
-        </w:tc>
-        <w:tc>
-          <w:tcPr/>
-          <w:p>
-            <w:pPr>
-              <w:pStyle w:val="Compact"/>
-              <w:jc w:val="left"/>
-            </w:pPr>
-            <w:r>
-              <w:t xml:space="preserve">1.08</w:t>
-            </w:r>
-          </w:p>
-        </w:tc>
-        <w:tc>
-          <w:tcPr/>
-          <w:p>
-            <w:pPr>
-              <w:pStyle w:val="Compact"/>
-              <w:jc w:val="left"/>
-            </w:pPr>
-            <w:r>
-              <w:t xml:space="preserve">1.80</w:t>
+              <w:t xml:space="preserve">1.17</w:t>
+            </w:r>
+          </w:p>
+        </w:tc>
+        <w:tc>
+          <w:tcPr/>
+          <w:p>
+            <w:pPr>
+              <w:pStyle w:val="Compact"/>
+              <w:jc w:val="left"/>
+            </w:pPr>
+            <w:r>
+              <w:t xml:space="preserve">1.10</w:t>
+            </w:r>
+          </w:p>
+        </w:tc>
+        <w:tc>
+          <w:tcPr/>
+          <w:p>
+            <w:pPr>
+              <w:pStyle w:val="Compact"/>
+              <w:jc w:val="left"/>
+            </w:pPr>
+            <w:r>
+              <w:t xml:space="preserve">1.31</w:t>
             </w:r>
           </w:p>
         </w:tc>
@@ -845,31 +845,31 @@
               <w:jc w:val="left"/>
             </w:pPr>
             <w:r>
-              <w:t xml:space="preserve">3.89</w:t>
-            </w:r>
-          </w:p>
-        </w:tc>
-        <w:tc>
-          <w:tcPr/>
-          <w:p>
-            <w:pPr>
-              <w:pStyle w:val="Compact"/>
-              <w:jc w:val="left"/>
-            </w:pPr>
-            <w:r>
-              <w:t xml:space="preserve">3.49</w:t>
-            </w:r>
-          </w:p>
-        </w:tc>
-        <w:tc>
-          <w:tcPr/>
-          <w:p>
-            <w:pPr>
-              <w:pStyle w:val="Compact"/>
-              <w:jc w:val="left"/>
-            </w:pPr>
-            <w:r>
-              <w:t xml:space="preserve">4.79</w:t>
+              <w:t xml:space="preserve">4.04</w:t>
+            </w:r>
+          </w:p>
+        </w:tc>
+        <w:tc>
+          <w:tcPr/>
+          <w:p>
+            <w:pPr>
+              <w:pStyle w:val="Compact"/>
+              <w:jc w:val="left"/>
+            </w:pPr>
+            <w:r>
+              <w:t xml:space="preserve">3.59</w:t>
+            </w:r>
+          </w:p>
+        </w:tc>
+        <w:tc>
+          <w:tcPr/>
+          <w:p>
+            <w:pPr>
+              <w:pStyle w:val="Compact"/>
+              <w:jc w:val="left"/>
+            </w:pPr>
+            <w:r>
+              <w:t xml:space="preserve">4.43</w:t>
             </w:r>
           </w:p>
         </w:tc>
@@ -907,31 +907,31 @@
               <w:jc w:val="left"/>
             </w:pPr>
             <w:r>
-              <w:t xml:space="preserve">14.54</w:t>
-            </w:r>
-          </w:p>
-        </w:tc>
-        <w:tc>
-          <w:tcPr/>
-          <w:p>
-            <w:pPr>
-              <w:pStyle w:val="Compact"/>
-              <w:jc w:val="left"/>
-            </w:pPr>
-            <w:r>
-              <w:t xml:space="preserve">13.52</w:t>
-            </w:r>
-          </w:p>
-        </w:tc>
-        <w:tc>
-          <w:tcPr/>
-          <w:p>
-            <w:pPr>
-              <w:pStyle w:val="Compact"/>
-              <w:jc w:val="left"/>
-            </w:pPr>
-            <w:r>
-              <w:t xml:space="preserve">16.13</w:t>
+              <w:t xml:space="preserve">17.82</w:t>
+            </w:r>
+          </w:p>
+        </w:tc>
+        <w:tc>
+          <w:tcPr/>
+          <w:p>
+            <w:pPr>
+              <w:pStyle w:val="Compact"/>
+              <w:jc w:val="left"/>
+            </w:pPr>
+            <w:r>
+              <w:t xml:space="preserve">14.43</w:t>
+            </w:r>
+          </w:p>
+        </w:tc>
+        <w:tc>
+          <w:tcPr/>
+          <w:p>
+            <w:pPr>
+              <w:pStyle w:val="Compact"/>
+              <w:jc w:val="left"/>
+            </w:pPr>
+            <w:r>
+              <w:t xml:space="preserve">25.37</w:t>
             </w:r>
           </w:p>
         </w:tc>

--- a/lab_solutions/lab0_vector_add/docs/lab0_vector_add.docx
+++ b/lab_solutions/lab0_vector_add/docs/lab0_vector_add.docx
@@ -28,14 +28,15 @@
         <w:t xml:space="preserve">addition</w:t>
       </w:r>
     </w:p>
-    <w:bookmarkStart w:id="20" w:name="requirements"/>
     <w:p>
       <w:pPr>
         <w:pStyle w:val="Heading2"/>
       </w:pPr>
+      <w:bookmarkStart w:id="20" w:name="requirements"/>
       <w:r>
         <w:t xml:space="preserve">Requirements</w:t>
       </w:r>
+      <w:bookmarkEnd w:id="20"/>
     </w:p>
     <w:p>
       <w:pPr>
@@ -45,15 +46,15 @@
         <w:t xml:space="preserve">The lab asks for a C++ program that adds two vectors A and B of n real numbers into a vector C, measures the execution time, and a script that runs the program 10 times and gives the average time. I also wrote the same program in Java.</w:t>
       </w:r>
     </w:p>
-    <w:bookmarkEnd w:id="20"/>
-    <w:bookmarkStart w:id="21" w:name="design"/>
     <w:p>
       <w:pPr>
         <w:pStyle w:val="Heading2"/>
       </w:pPr>
+      <w:bookmarkStart w:id="21" w:name="design"/>
       <w:r>
         <w:t xml:space="preserve">Design</w:t>
       </w:r>
+      <w:bookmarkEnd w:id="21"/>
     </w:p>
     <w:p>
       <w:pPr>
@@ -138,15 +139,15 @@
         <w:t xml:space="preserve">in the same format, with 6 decimals.</w:t>
       </w:r>
     </w:p>
-    <w:bookmarkEnd w:id="21"/>
-    <w:bookmarkStart w:id="22" w:name="implementation"/>
     <w:p>
       <w:pPr>
         <w:pStyle w:val="Heading2"/>
       </w:pPr>
+      <w:bookmarkStart w:id="22" w:name="implementation"/>
       <w:r>
         <w:t xml:space="preserve">Implementation</w:t>
       </w:r>
+      <w:bookmarkEnd w:id="22"/>
     </w:p>
     <w:p>
       <w:pPr>
@@ -373,15 +374,15 @@
         <w:t xml:space="preserve">marks the test as failed. Both sides add IEEE doubles and print 6 decimals, so the files have to be identical.</w:t>
       </w:r>
     </w:p>
-    <w:bookmarkEnd w:id="22"/>
-    <w:bookmarkStart w:id="23" w:name="tests"/>
     <w:p>
       <w:pPr>
         <w:pStyle w:val="Heading2"/>
       </w:pPr>
+      <w:bookmarkStart w:id="23" w:name="tests"/>
       <w:r>
         <w:t xml:space="preserve">Tests</w:t>
       </w:r>
+      <w:bookmarkEnd w:id="23"/>
     </w:p>
     <w:p>
       <w:pPr>
@@ -391,15 +392,15 @@
         <w:t xml:space="preserve">I tested n = 100000, 1000000 and 10000000, with random values between -1000 and 1000 (4 decimals). The 10 runs of one size use the same input files for C++ and for Java, and the output was checked on every run. Machine: 12th Gen Intel(R) Core(TM) i7-1260P, 16 logical cores, 7 GB RAM, Ubuntu 24.04.3 LTS, g++ (Ubuntu 13.3.0-6ubuntu2~24.04.1) 13.3.0.</w:t>
       </w:r>
     </w:p>
-    <w:bookmarkEnd w:id="23"/>
-    <w:bookmarkStart w:id="24" w:name="results"/>
     <w:p>
       <w:pPr>
         <w:pStyle w:val="Heading2"/>
       </w:pPr>
+      <w:bookmarkStart w:id="24" w:name="results"/>
       <w:r>
         <w:t xml:space="preserve">Results</w:t>
       </w:r>
+      <w:bookmarkEnd w:id="24"/>
     </w:p>
     <w:p>
       <w:pPr>
@@ -412,23 +413,21 @@
     <w:tbl>
       <w:tblPr>
         <w:tblStyle w:val="Table"/>
-        <w:tblW w:type="auto" w:w="0"/>
-        <w:tblLook w:firstRow="1" w:lastRow="0" w:firstColumn="0" w:lastColumn="0" w:noHBand="0" w:noVBand="0" w:val="0020"/>
-        <w:jc w:val="start"/>
+        <w:tblW w:type="pct" w:w="0.0"/>
+        <w:tblLook w:firstRow="1"/>
       </w:tblPr>
-      <w:tblGrid>
-        <w:gridCol w:w="1584"/>
-        <w:gridCol w:w="1584"/>
-        <w:gridCol w:w="1584"/>
-        <w:gridCol w:w="1584"/>
-        <w:gridCol w:w="1584"/>
-      </w:tblGrid>
+      <w:tblGrid/>
       <w:tr>
         <w:trPr>
-          <w:tblHeader w:val="true"/>
+          <w:cnfStyle w:firstRow="1"/>
         </w:trPr>
         <w:tc>
-          <w:tcPr/>
+          <w:tcPr>
+            <w:tcBorders>
+              <w:bottom w:val="single"/>
+            </w:tcBorders>
+            <w:vAlign w:val="bottom"/>
+          </w:tcPr>
           <w:p>
             <w:pPr>
               <w:pStyle w:val="Compact"/>
@@ -440,7 +439,12 @@
           </w:p>
         </w:tc>
         <w:tc>
-          <w:tcPr/>
+          <w:tcPr>
+            <w:tcBorders>
+              <w:bottom w:val="single"/>
+            </w:tcBorders>
+            <w:vAlign w:val="bottom"/>
+          </w:tcPr>
           <w:p>
             <w:pPr>
               <w:pStyle w:val="Compact"/>
@@ -452,7 +456,12 @@
           </w:p>
         </w:tc>
         <w:tc>
-          <w:tcPr/>
+          <w:tcPr>
+            <w:tcBorders>
+              <w:bottom w:val="single"/>
+            </w:tcBorders>
+            <w:vAlign w:val="bottom"/>
+          </w:tcPr>
           <w:p>
             <w:pPr>
               <w:pStyle w:val="Compact"/>
@@ -464,7 +473,12 @@
           </w:p>
         </w:tc>
         <w:tc>
-          <w:tcPr/>
+          <w:tcPr>
+            <w:tcBorders>
+              <w:bottom w:val="single"/>
+            </w:tcBorders>
+            <w:vAlign w:val="bottom"/>
+          </w:tcPr>
           <w:p>
             <w:pPr>
               <w:pStyle w:val="Compact"/>
@@ -476,7 +490,12 @@
           </w:p>
         </w:tc>
         <w:tc>
-          <w:tcPr/>
+          <w:tcPr>
+            <w:tcBorders>
+              <w:bottom w:val="single"/>
+            </w:tcBorders>
+            <w:vAlign w:val="bottom"/>
+          </w:tcPr>
           <w:p>
             <w:pPr>
               <w:pStyle w:val="Compact"/>
@@ -490,7 +509,6 @@
       </w:tr>
       <w:tr>
         <w:tc>
-          <w:tcPr/>
           <w:p>
             <w:pPr>
               <w:pStyle w:val="Compact"/>
@@ -502,43 +520,39 @@
           </w:p>
         </w:tc>
         <w:tc>
-          <w:tcPr/>
-          <w:p>
-            <w:pPr>
-              <w:pStyle w:val="Compact"/>
-              <w:jc w:val="left"/>
-            </w:pPr>
-            <w:r>
-              <w:t xml:space="preserve">0.10</w:t>
-            </w:r>
-          </w:p>
-        </w:tc>
-        <w:tc>
-          <w:tcPr/>
-          <w:p>
-            <w:pPr>
-              <w:pStyle w:val="Compact"/>
-              <w:jc w:val="left"/>
-            </w:pPr>
-            <w:r>
-              <w:t xml:space="preserve">0.09</w:t>
-            </w:r>
-          </w:p>
-        </w:tc>
-        <w:tc>
-          <w:tcPr/>
-          <w:p>
-            <w:pPr>
-              <w:pStyle w:val="Compact"/>
-              <w:jc w:val="left"/>
-            </w:pPr>
-            <w:r>
-              <w:t xml:space="preserve">0.12</w:t>
-            </w:r>
-          </w:p>
-        </w:tc>
-        <w:tc>
-          <w:tcPr/>
+          <w:p>
+            <w:pPr>
+              <w:pStyle w:val="Compact"/>
+              <w:jc w:val="left"/>
+            </w:pPr>
+            <w:r>
+              <w:t xml:space="preserve">0.1026</w:t>
+            </w:r>
+          </w:p>
+        </w:tc>
+        <w:tc>
+          <w:p>
+            <w:pPr>
+              <w:pStyle w:val="Compact"/>
+              <w:jc w:val="left"/>
+            </w:pPr>
+            <w:r>
+              <w:t xml:space="preserve">0.0888</w:t>
+            </w:r>
+          </w:p>
+        </w:tc>
+        <w:tc>
+          <w:p>
+            <w:pPr>
+              <w:pStyle w:val="Compact"/>
+              <w:jc w:val="left"/>
+            </w:pPr>
+            <w:r>
+              <w:t xml:space="preserve">0.1224</w:t>
+            </w:r>
+          </w:p>
+        </w:tc>
+        <w:tc>
           <w:p>
             <w:pPr>
               <w:pStyle w:val="Compact"/>
@@ -552,7 +566,6 @@
       </w:tr>
       <w:tr>
         <w:tc>
-          <w:tcPr/>
           <w:p>
             <w:pPr>
               <w:pStyle w:val="Compact"/>
@@ -564,7 +577,6 @@
           </w:p>
         </w:tc>
         <w:tc>
-          <w:tcPr/>
           <w:p>
             <w:pPr>
               <w:pStyle w:val="Compact"/>
@@ -576,7 +588,6 @@
           </w:p>
         </w:tc>
         <w:tc>
-          <w:tcPr/>
           <w:p>
             <w:pPr>
               <w:pStyle w:val="Compact"/>
@@ -588,7 +599,6 @@
           </w:p>
         </w:tc>
         <w:tc>
-          <w:tcPr/>
           <w:p>
             <w:pPr>
               <w:pStyle w:val="Compact"/>
@@ -600,7 +610,6 @@
           </w:p>
         </w:tc>
         <w:tc>
-          <w:tcPr/>
           <w:p>
             <w:pPr>
               <w:pStyle w:val="Compact"/>
@@ -614,7 +623,6 @@
       </w:tr>
       <w:tr>
         <w:tc>
-          <w:tcPr/>
           <w:p>
             <w:pPr>
               <w:pStyle w:val="Compact"/>
@@ -626,7 +634,6 @@
           </w:p>
         </w:tc>
         <w:tc>
-          <w:tcPr/>
           <w:p>
             <w:pPr>
               <w:pStyle w:val="Compact"/>
@@ -638,7 +645,6 @@
           </w:p>
         </w:tc>
         <w:tc>
-          <w:tcPr/>
           <w:p>
             <w:pPr>
               <w:pStyle w:val="Compact"/>
@@ -650,7 +656,6 @@
           </w:p>
         </w:tc>
         <w:tc>
-          <w:tcPr/>
           <w:p>
             <w:pPr>
               <w:pStyle w:val="Compact"/>
@@ -662,7 +667,6 @@
           </w:p>
         </w:tc>
         <w:tc>
-          <w:tcPr/>
           <w:p>
             <w:pPr>
               <w:pStyle w:val="Compact"/>
@@ -686,23 +690,21 @@
     <w:tbl>
       <w:tblPr>
         <w:tblStyle w:val="Table"/>
-        <w:tblW w:type="auto" w:w="0"/>
-        <w:tblLook w:firstRow="1" w:lastRow="0" w:firstColumn="0" w:lastColumn="0" w:noHBand="0" w:noVBand="0" w:val="0020"/>
-        <w:jc w:val="start"/>
+        <w:tblW w:type="pct" w:w="0.0"/>
+        <w:tblLook w:firstRow="1"/>
       </w:tblPr>
-      <w:tblGrid>
-        <w:gridCol w:w="1584"/>
-        <w:gridCol w:w="1584"/>
-        <w:gridCol w:w="1584"/>
-        <w:gridCol w:w="1584"/>
-        <w:gridCol w:w="1584"/>
-      </w:tblGrid>
+      <w:tblGrid/>
       <w:tr>
         <w:trPr>
-          <w:tblHeader w:val="true"/>
+          <w:cnfStyle w:firstRow="1"/>
         </w:trPr>
         <w:tc>
-          <w:tcPr/>
+          <w:tcPr>
+            <w:tcBorders>
+              <w:bottom w:val="single"/>
+            </w:tcBorders>
+            <w:vAlign w:val="bottom"/>
+          </w:tcPr>
           <w:p>
             <w:pPr>
               <w:pStyle w:val="Compact"/>
@@ -714,7 +716,12 @@
           </w:p>
         </w:tc>
         <w:tc>
-          <w:tcPr/>
+          <w:tcPr>
+            <w:tcBorders>
+              <w:bottom w:val="single"/>
+            </w:tcBorders>
+            <w:vAlign w:val="bottom"/>
+          </w:tcPr>
           <w:p>
             <w:pPr>
               <w:pStyle w:val="Compact"/>
@@ -726,7 +733,12 @@
           </w:p>
         </w:tc>
         <w:tc>
-          <w:tcPr/>
+          <w:tcPr>
+            <w:tcBorders>
+              <w:bottom w:val="single"/>
+            </w:tcBorders>
+            <w:vAlign w:val="bottom"/>
+          </w:tcPr>
           <w:p>
             <w:pPr>
               <w:pStyle w:val="Compact"/>
@@ -738,7 +750,12 @@
           </w:p>
         </w:tc>
         <w:tc>
-          <w:tcPr/>
+          <w:tcPr>
+            <w:tcBorders>
+              <w:bottom w:val="single"/>
+            </w:tcBorders>
+            <w:vAlign w:val="bottom"/>
+          </w:tcPr>
           <w:p>
             <w:pPr>
               <w:pStyle w:val="Compact"/>
@@ -750,7 +767,12 @@
           </w:p>
         </w:tc>
         <w:tc>
-          <w:tcPr/>
+          <w:tcPr>
+            <w:tcBorders>
+              <w:bottom w:val="single"/>
+            </w:tcBorders>
+            <w:vAlign w:val="bottom"/>
+          </w:tcPr>
           <w:p>
             <w:pPr>
               <w:pStyle w:val="Compact"/>
@@ -764,7 +786,6 @@
       </w:tr>
       <w:tr>
         <w:tc>
-          <w:tcPr/>
           <w:p>
             <w:pPr>
               <w:pStyle w:val="Compact"/>
@@ -776,7 +797,6 @@
           </w:p>
         </w:tc>
         <w:tc>
-          <w:tcPr/>
           <w:p>
             <w:pPr>
               <w:pStyle w:val="Compact"/>
@@ -788,7 +808,6 @@
           </w:p>
         </w:tc>
         <w:tc>
-          <w:tcPr/>
           <w:p>
             <w:pPr>
               <w:pStyle w:val="Compact"/>
@@ -800,7 +819,6 @@
           </w:p>
         </w:tc>
         <w:tc>
-          <w:tcPr/>
           <w:p>
             <w:pPr>
               <w:pStyle w:val="Compact"/>
@@ -812,7 +830,6 @@
           </w:p>
         </w:tc>
         <w:tc>
-          <w:tcPr/>
           <w:p>
             <w:pPr>
               <w:pStyle w:val="Compact"/>
@@ -826,7 +843,6 @@
       </w:tr>
       <w:tr>
         <w:tc>
-          <w:tcPr/>
           <w:p>
             <w:pPr>
               <w:pStyle w:val="Compact"/>
@@ -838,7 +854,6 @@
           </w:p>
         </w:tc>
         <w:tc>
-          <w:tcPr/>
           <w:p>
             <w:pPr>
               <w:pStyle w:val="Compact"/>
@@ -850,7 +865,6 @@
           </w:p>
         </w:tc>
         <w:tc>
-          <w:tcPr/>
           <w:p>
             <w:pPr>
               <w:pStyle w:val="Compact"/>
@@ -862,7 +876,6 @@
           </w:p>
         </w:tc>
         <w:tc>
-          <w:tcPr/>
           <w:p>
             <w:pPr>
               <w:pStyle w:val="Compact"/>
@@ -874,7 +887,6 @@
           </w:p>
         </w:tc>
         <w:tc>
-          <w:tcPr/>
           <w:p>
             <w:pPr>
               <w:pStyle w:val="Compact"/>
@@ -888,7 +900,6 @@
       </w:tr>
       <w:tr>
         <w:tc>
-          <w:tcPr/>
           <w:p>
             <w:pPr>
               <w:pStyle w:val="Compact"/>
@@ -900,7 +911,6 @@
           </w:p>
         </w:tc>
         <w:tc>
-          <w:tcPr/>
           <w:p>
             <w:pPr>
               <w:pStyle w:val="Compact"/>
@@ -912,7 +922,6 @@
           </w:p>
         </w:tc>
         <w:tc>
-          <w:tcPr/>
           <w:p>
             <w:pPr>
               <w:pStyle w:val="Compact"/>
@@ -924,7 +933,6 @@
           </w:p>
         </w:tc>
         <w:tc>
-          <w:tcPr/>
           <w:p>
             <w:pPr>
               <w:pStyle w:val="Compact"/>
@@ -936,7 +944,6 @@
           </w:p>
         </w:tc>
         <w:tc>
-          <w:tcPr/>
           <w:p>
             <w:pPr>
               <w:pStyle w:val="Compact"/>
@@ -957,18 +964,26 @@
         <w:t xml:space="preserve">The time grows about linearly with n, as expected for a loop that touches every element once. Each step of 10 times more elements made the run about 11 or 12 times longer. The small extra could come from the vectors no longer fitting in the cache, but I did not test that.</w:t>
       </w:r>
     </w:p>
-    <w:bookmarkEnd w:id="24"/>
-    <w:bookmarkStart w:id="25" w:name="how-i-ran-it"/>
     <w:p>
       <w:pPr>
-        <w:pStyle w:val="Heading2"/>
-      </w:pPr>
-      <w:r>
-        <w:t xml:space="preserve">How I ran it</w:t>
+        <w:pStyle w:val="BodyText"/>
+      </w:pPr>
+      <w:r>
+        <w:t xml:space="preserve">Java was slower than C++ at every size: about 11 times at n = 100000, 3.6 times at n = 1000000 and 1.4 times at n = 10000000. Every Java run is a new JVM, and the loop starts interpreted until the JIT compiles it, which is a fixed cost that matters less when the loop is longer. I did not measure the JIT separately, so this is my explanation and not a test.</w:t>
       </w:r>
     </w:p>
     <w:p>
       <w:pPr>
+        <w:pStyle w:val="Heading2"/>
+      </w:pPr>
+      <w:bookmarkStart w:id="25" w:name="how-i-ran-it"/>
+      <w:r>
+        <w:t xml:space="preserve">How I ran it</w:t>
+      </w:r>
+      <w:bookmarkEnd w:id="25"/>
+    </w:p>
+    <w:p>
+      <w:pPr>
         <w:pStyle w:val="FirstParagraph"/>
       </w:pPr>
       <w:r>
@@ -1044,7 +1059,6 @@
         <w:t xml:space="preserve">.</w:t>
       </w:r>
     </w:p>
-    <w:bookmarkEnd w:id="25"/>
     <w:sectPr/>
   </w:body>
 </w:document>
@@ -1076,14 +1090,17 @@
 <file path=word/numbering.xml><?xml version="1.0" encoding="utf-8"?>
 <w:numbering xmlns:w="http://schemas.openxmlformats.org/wordprocessingml/2006/main">
   <w:abstractNum w:abstractNumId="990">
-    <w:nsid w:val="A990"/>
+    <w:nsid w:val="2c1ae401"/>
     <w:multiLevelType w:val="multilevel"/>
     <w:lvl w:ilvl="0">
       <w:numFmt w:val="bullet"/>
       <w:lvlText w:val=" "/>
       <w:lvlJc w:val="left"/>
       <w:pPr>
-        <w:ind w:left="720" w:hanging="480"/>
+        <w:tabs>
+          <w:tab w:val="num" w:pos="0"/>
+        </w:tabs>
+        <w:ind w:left="480" w:hanging="480"/>
       </w:pPr>
     </w:lvl>
     <w:lvl w:ilvl="1">
@@ -1091,7 +1108,10 @@
       <w:lvlText w:val=" "/>
       <w:lvlJc w:val="left"/>
       <w:pPr>
-        <w:ind w:left="1440" w:hanging="480"/>
+        <w:tabs>
+          <w:tab w:val="num" w:pos="720"/>
+        </w:tabs>
+        <w:ind w:left="1200" w:hanging="480"/>
       </w:pPr>
     </w:lvl>
     <w:lvl w:ilvl="2">
@@ -1099,7 +1119,10 @@
       <w:lvlText w:val=" "/>
       <w:lvlJc w:val="left"/>
       <w:pPr>
-        <w:ind w:left="2160" w:hanging="480"/>
+        <w:tabs>
+          <w:tab w:val="num" w:pos="1440"/>
+        </w:tabs>
+        <w:ind w:left="1920" w:hanging="480"/>
       </w:pPr>
     </w:lvl>
     <w:lvl w:ilvl="3">
@@ -1107,7 +1130,10 @@
       <w:lvlText w:val=" "/>
       <w:lvlJc w:val="left"/>
       <w:pPr>
-        <w:ind w:left="2880" w:hanging="480"/>
+        <w:tabs>
+          <w:tab w:val="num" w:pos="2160"/>
+        </w:tabs>
+        <w:ind w:left="2640" w:hanging="480"/>
       </w:pPr>
     </w:lvl>
     <w:lvl w:ilvl="4">
@@ -1115,7 +1141,10 @@
       <w:lvlText w:val=" "/>
       <w:lvlJc w:val="left"/>
       <w:pPr>
-        <w:ind w:left="3600" w:hanging="480"/>
+        <w:tabs>
+          <w:tab w:val="num" w:pos="2880"/>
+        </w:tabs>
+        <w:ind w:left="3360" w:hanging="480"/>
       </w:pPr>
     </w:lvl>
     <w:lvl w:ilvl="5">
@@ -1123,7 +1152,10 @@
       <w:lvlText w:val=" "/>
       <w:lvlJc w:val="left"/>
       <w:pPr>
-        <w:ind w:left="4320" w:hanging="480"/>
+        <w:tabs>
+          <w:tab w:val="num" w:pos="3600"/>
+        </w:tabs>
+        <w:ind w:left="4080" w:hanging="480"/>
       </w:pPr>
     </w:lvl>
     <w:lvl w:ilvl="6">
@@ -1131,7 +1163,10 @@
       <w:lvlText w:val=" "/>
       <w:lvlJc w:val="left"/>
       <w:pPr>
-        <w:ind w:left="5040" w:hanging="480"/>
+        <w:tabs>
+          <w:tab w:val="num" w:pos="4320"/>
+        </w:tabs>
+        <w:ind w:left="4800" w:hanging="480"/>
       </w:pPr>
     </w:lvl>
     <w:lvl w:ilvl="7">
@@ -1139,7 +1174,10 @@
       <w:lvlText w:val=" "/>
       <w:lvlJc w:val="left"/>
       <w:pPr>
-        <w:ind w:left="5760" w:hanging="480"/>
+        <w:tabs>
+          <w:tab w:val="num" w:pos="5040"/>
+        </w:tabs>
+        <w:ind w:left="5520" w:hanging="480"/>
       </w:pPr>
     </w:lvl>
     <w:lvl w:ilvl="8">
@@ -1147,7 +1185,10 @@
       <w:lvlText w:val=" "/>
       <w:lvlJc w:val="left"/>
       <w:pPr>
-        <w:ind w:left="6480" w:hanging="480"/>
+        <w:tabs>
+          <w:tab w:val="num" w:pos="5760"/>
+        </w:tabs>
+        <w:ind w:left="6240" w:hanging="480"/>
       </w:pPr>
     </w:lvl>
   </w:abstractNum>
@@ -1162,10 +1203,10 @@
   <w:docDefaults>
     <w:rPrDefault>
       <w:rPr>
-        <w:rFonts w:asciiTheme="minorHAnsi" w:cstheme="minorBidi" w:eastAsiaTheme="minorHAnsi" w:hAnsiTheme="minorHAnsi"/>
+        <w:rFonts w:asciiTheme="minorHAnsi" w:eastAsiaTheme="minorHAnsi" w:hAnsiTheme="minorHAnsi" w:cstheme="minorBidi"/>
         <w:sz w:val="24"/>
         <w:szCs w:val="24"/>
-        <w:lang w:bidi="ar-SA" w:eastAsia="en-US" w:val="en-US"/>
+        <w:lang w:val="en-US" w:eastAsia="en-US" w:bidi="ar-SA"/>
       </w:rPr>
     </w:rPrDefault>
     <w:pPrDefault>
@@ -1174,35 +1215,35 @@
       </w:pPr>
     </w:pPrDefault>
   </w:docDefaults>
-  <w:latentStyles w:count="276" w:defLockedState="0" w:defQFormat="0" w:defSemiHidden="0" w:defUIPriority="0" w:defUnhideWhenUsed="0"/>
-  <w:style w:default="1" w:styleId="Normal" w:type="paragraph">
+  <w:latentStyles w:defLockedState="0" w:defUIPriority="0" w:defSemiHidden="0" w:defUnhideWhenUsed="0" w:defQFormat="0" w:count="276"/>
+  <w:style w:type="paragraph" w:default="1" w:styleId="Normal">
     <w:name w:val="Normal"/>
     <w:qFormat/>
   </w:style>
-  <w:style w:styleId="BodyText" w:type="paragraph">
+  <w:style w:type="paragraph" w:styleId="BodyText">
     <w:name w:val="Body Text"/>
     <w:basedOn w:val="Normal"/>
     <w:link w:val="BodyTextChar"/>
     <w:pPr>
-      <w:spacing w:after="180" w:before="180"/>
-    </w:pPr>
-    <w:qFormat/>
-  </w:style>
-  <w:style w:customStyle="1" w:styleId="FirstParagraph" w:type="paragraph">
+      <w:spacing w:before="180" w:after="180"/>
+    </w:pPr>
+    <w:qFormat/>
+  </w:style>
+  <w:style w:type="paragraph" w:customStyle="1" w:styleId="FirstParagraph">
     <w:name w:val="First Paragraph"/>
     <w:basedOn w:val="BodyText"/>
     <w:next w:val="BodyText"/>
     <w:qFormat/>
   </w:style>
-  <w:style w:customStyle="1" w:styleId="Compact" w:type="paragraph">
+  <w:style w:type="paragraph" w:customStyle="1" w:styleId="Compact">
     <w:name w:val="Compact"/>
     <w:basedOn w:val="BodyText"/>
     <w:qFormat/>
     <w:pPr>
-      <w:spacing w:after="36" w:before="36"/>
-    </w:pPr>
-  </w:style>
-  <w:style w:styleId="Title" w:type="paragraph">
+      <w:spacing w:before="36" w:after="36"/>
+    </w:pPr>
+  </w:style>
+  <w:style w:type="paragraph" w:styleId="Title">
     <w:name w:val="Title"/>
     <w:basedOn w:val="Normal"/>
     <w:next w:val="BodyText"/>
@@ -1210,19 +1251,19 @@
     <w:pPr>
       <w:keepNext/>
       <w:keepLines/>
-      <w:spacing w:after="240" w:before="480"/>
+      <w:spacing w:before="480" w:after="240"/>
       <w:jc w:val="center"/>
     </w:pPr>
     <w:rPr>
-      <w:rFonts w:asciiTheme="majorHAnsi" w:cstheme="majorBidi" w:eastAsiaTheme="majorEastAsia" w:hAnsiTheme="majorHAnsi"/>
+      <w:rFonts w:asciiTheme="majorHAnsi" w:eastAsiaTheme="majorEastAsia" w:hAnsiTheme="majorHAnsi" w:cstheme="majorBidi"/>
       <w:b/>
       <w:bCs/>
-      <w:color w:themeColor="accent1" w:themeShade="B5" w:val="345A8A"/>
+      <w:color w:val="345A8A" w:themeColor="accent1" w:themeShade="B5"/>
       <w:sz w:val="36"/>
       <w:szCs w:val="36"/>
     </w:rPr>
   </w:style>
-  <w:style w:styleId="Subtitle" w:type="paragraph">
+  <w:style w:type="paragraph" w:styleId="Subtitle">
     <w:name w:val="Subtitle"/>
     <w:basedOn w:val="Title"/>
     <w:next w:val="BodyText"/>
@@ -1230,7 +1271,7 @@
     <w:pPr>
       <w:keepNext/>
       <w:keepLines/>
-      <w:spacing w:after="240" w:before="240"/>
+      <w:spacing w:before="240" w:after="240"/>
       <w:jc w:val="center"/>
     </w:pPr>
     <w:rPr>
@@ -1238,7 +1279,7 @@
       <w:szCs w:val="30"/>
     </w:rPr>
   </w:style>
-  <w:style w:customStyle="1" w:styleId="Author" w:type="paragraph">
+  <w:style w:type="paragraph" w:customStyle="1" w:styleId="Author">
     <w:name w:val="Author"/>
     <w:next w:val="BodyText"/>
     <w:qFormat/>
@@ -1248,7 +1289,7 @@
       <w:jc w:val="center"/>
     </w:pPr>
   </w:style>
-  <w:style w:styleId="Date" w:type="paragraph">
+  <w:style w:type="paragraph" w:styleId="Date">
     <w:name w:val="Date"/>
     <w:next w:val="BodyText"/>
     <w:qFormat/>
@@ -1258,26 +1299,7 @@
       <w:jc w:val="center"/>
     </w:pPr>
   </w:style>
-  <w:style w:customStyle="1" w:styleId="AbstractTitle" w:type="paragraph">
-    <w:name w:val="Abstract Title"/>
-    <w:basedOn w:val="Normal"/>
-    <w:next w:val="Abstract"/>
-    <w:qFormat/>
-    <w:pPr>
-      <w:keepNext/>
-      <w:keepLines/>
-      <w:jc w:val="center"/>
-      <w:spacing w:after="0" w:before="300"/>
-    </w:pPr>
-    <w:rPr>
-      <w:sz w:val="20"/>
-      <w:szCs w:val="20"/>
-      <w:b/>
-      <w:color w:val="345A8A"/>
-      &gt;
-    </w:rPr>
-  </w:style>
-  <w:style w:customStyle="1" w:styleId="Abstract" w:type="paragraph">
+  <w:style w:type="paragraph" w:customStyle="1" w:styleId="Abstract">
     <w:name w:val="Abstract"/>
     <w:basedOn w:val="Normal"/>
     <w:next w:val="BodyText"/>
@@ -1285,14 +1307,14 @@
     <w:pPr>
       <w:keepNext/>
       <w:keepLines/>
-      <w:spacing w:after="300" w:before="100"/>
+      <w:spacing w:before="300" w:after="300"/>
     </w:pPr>
     <w:rPr>
       <w:sz w:val="20"/>
       <w:szCs w:val="20"/>
     </w:rPr>
   </w:style>
-  <w:style w:styleId="Bibliography" w:type="paragraph">
+  <w:style w:type="paragraph" w:styleId="Bibliography">
     <w:name w:val="Bibliography"/>
     <w:basedOn w:val="Normal"/>
     <w:next w:val="Bibliography"/>
@@ -1300,7 +1322,7 @@
     <w:pPr/>
     <w:rPr/>
   </w:style>
-  <w:style w:styleId="Heading1" w:type="paragraph">
+  <w:style w:type="paragraph" w:styleId="Heading1">
     <w:name w:val="Heading 1"/>
     <w:basedOn w:val="Normal"/>
     <w:next w:val="BodyText"/>
@@ -1309,19 +1331,19 @@
     <w:pPr>
       <w:keepNext/>
       <w:keepLines/>
-      <w:spacing w:after="0" w:before="480"/>
+      <w:spacing w:before="480" w:after="0"/>
       <w:outlineLvl w:val="0"/>
     </w:pPr>
     <w:rPr>
-      <w:rFonts w:asciiTheme="majorHAnsi" w:cstheme="majorBidi" w:eastAsiaTheme="majorEastAsia" w:hAnsiTheme="majorHAnsi"/>
+      <w:rFonts w:asciiTheme="majorHAnsi" w:eastAsiaTheme="majorEastAsia" w:hAnsiTheme="majorHAnsi" w:cstheme="majorBidi"/>
       <w:b/>
       <w:bCs/>
-      <w:color w:themeColor="accent1" w:val="4F81BD"/>
+      <w:color w:val="4F81BD" w:themeColor="accent1"/>
       <w:sz w:val="32"/>
       <w:szCs w:val="32"/>
     </w:rPr>
   </w:style>
-  <w:style w:styleId="Heading2" w:type="paragraph">
+  <w:style w:type="paragraph" w:styleId="Heading2">
     <w:name w:val="Heading 2"/>
     <w:basedOn w:val="Normal"/>
     <w:next w:val="BodyText"/>
@@ -1331,19 +1353,19 @@
     <w:pPr>
       <w:keepNext/>
       <w:keepLines/>
-      <w:spacing w:after="0" w:before="200"/>
+      <w:spacing w:before="200" w:after="0"/>
       <w:outlineLvl w:val="1"/>
     </w:pPr>
     <w:rPr>
-      <w:rFonts w:asciiTheme="majorHAnsi" w:cstheme="majorBidi" w:eastAsiaTheme="majorEastAsia" w:hAnsiTheme="majorHAnsi"/>
+      <w:rFonts w:asciiTheme="majorHAnsi" w:eastAsiaTheme="majorEastAsia" w:hAnsiTheme="majorHAnsi" w:cstheme="majorBidi"/>
       <w:b/>
       <w:bCs/>
-      <w:color w:themeColor="accent1" w:val="4F81BD"/>
+      <w:color w:val="4F81BD" w:themeColor="accent1"/>
       <w:sz w:val="28"/>
       <w:szCs w:val="28"/>
     </w:rPr>
   </w:style>
-  <w:style w:styleId="Heading3" w:type="paragraph">
+  <w:style w:type="paragraph" w:styleId="Heading3">
     <w:name w:val="Heading 3"/>
     <w:basedOn w:val="Normal"/>
     <w:next w:val="BodyText"/>
@@ -1353,19 +1375,19 @@
     <w:pPr>
       <w:keepNext/>
       <w:keepLines/>
-      <w:spacing w:after="0" w:before="200"/>
+      <w:spacing w:before="200" w:after="0"/>
       <w:outlineLvl w:val="2"/>
     </w:pPr>
     <w:rPr>
-      <w:rFonts w:asciiTheme="majorHAnsi" w:cstheme="majorBidi" w:eastAsiaTheme="majorEastAsia" w:hAnsiTheme="majorHAnsi"/>
+      <w:rFonts w:asciiTheme="majorHAnsi" w:eastAsiaTheme="majorEastAsia" w:hAnsiTheme="majorHAnsi" w:cstheme="majorBidi"/>
       <w:b/>
       <w:bCs/>
-      <w:color w:themeColor="accent1" w:val="4F81BD"/>
+      <w:color w:val="4F81BD" w:themeColor="accent1"/>
       <w:sz w:val="24"/>
       <w:szCs w:val="24"/>
     </w:rPr>
   </w:style>
-  <w:style w:styleId="Heading4" w:type="paragraph">
+  <w:style w:type="paragraph" w:styleId="Heading4">
     <w:name w:val="Heading 4"/>
     <w:basedOn w:val="Normal"/>
     <w:next w:val="BodyText"/>
@@ -1375,19 +1397,19 @@
     <w:pPr>
       <w:keepNext/>
       <w:keepLines/>
-      <w:spacing w:after="0" w:before="200"/>
+      <w:spacing w:before="200" w:after="0"/>
       <w:outlineLvl w:val="3"/>
     </w:pPr>
     <w:rPr>
-      <w:rFonts w:asciiTheme="majorHAnsi" w:cstheme="majorBidi" w:eastAsiaTheme="majorEastAsia" w:hAnsiTheme="majorHAnsi"/>
+      <w:rFonts w:asciiTheme="majorHAnsi" w:eastAsiaTheme="majorEastAsia" w:hAnsiTheme="majorHAnsi" w:cstheme="majorBidi"/>
       <w:i/>
       <w:bCs/>
-      <w:color w:themeColor="accent1" w:val="4F81BD"/>
+      <w:color w:val="4F81BD" w:themeColor="accent1"/>
       <w:sz w:val="24"/>
       <w:szCs w:val="24"/>
     </w:rPr>
   </w:style>
-  <w:style w:styleId="Heading5" w:type="paragraph">
+  <w:style w:type="paragraph" w:styleId="Heading5">
     <w:name w:val="Heading 5"/>
     <w:basedOn w:val="Normal"/>
     <w:next w:val="BodyText"/>
@@ -1397,18 +1419,18 @@
     <w:pPr>
       <w:keepNext/>
       <w:keepLines/>
-      <w:spacing w:after="0" w:before="200"/>
+      <w:spacing w:before="200" w:after="0"/>
       <w:outlineLvl w:val="4"/>
     </w:pPr>
     <w:rPr>
-      <w:rFonts w:asciiTheme="majorHAnsi" w:cstheme="majorBidi" w:eastAsiaTheme="majorEastAsia" w:hAnsiTheme="majorHAnsi"/>
+      <w:rFonts w:asciiTheme="majorHAnsi" w:eastAsiaTheme="majorEastAsia" w:hAnsiTheme="majorHAnsi" w:cstheme="majorBidi"/>
       <w:iCs/>
-      <w:color w:themeColor="accent1" w:val="4F81BD"/>
+      <w:color w:val="4F81BD" w:themeColor="accent1"/>
       <w:sz w:val="24"/>
       <w:szCs w:val="24"/>
     </w:rPr>
   </w:style>
-  <w:style w:styleId="Heading6" w:type="paragraph">
+  <w:style w:type="paragraph" w:styleId="Heading6">
     <w:name w:val="Heading 6"/>
     <w:basedOn w:val="Normal"/>
     <w:next w:val="BodyText"/>
@@ -1418,17 +1440,17 @@
     <w:pPr>
       <w:keepNext/>
       <w:keepLines/>
-      <w:spacing w:after="0" w:before="200"/>
+      <w:spacing w:before="200" w:after="0"/>
       <w:outlineLvl w:val="5"/>
     </w:pPr>
     <w:rPr>
-      <w:rFonts w:asciiTheme="majorHAnsi" w:cstheme="majorBidi" w:eastAsiaTheme="majorEastAsia" w:hAnsiTheme="majorHAnsi"/>
-      <w:color w:themeColor="accent1" w:val="4F81BD"/>
+      <w:rFonts w:asciiTheme="majorHAnsi" w:eastAsiaTheme="majorEastAsia" w:hAnsiTheme="majorHAnsi" w:cstheme="majorBidi"/>
+      <w:color w:val="4F81BD" w:themeColor="accent1"/>
       <w:sz w:val="24"/>
       <w:szCs w:val="24"/>
     </w:rPr>
   </w:style>
-  <w:style w:styleId="Heading7" w:type="paragraph">
+  <w:style w:type="paragraph" w:styleId="Heading7">
     <w:name w:val="Heading 7"/>
     <w:basedOn w:val="Normal"/>
     <w:next w:val="BodyText"/>
@@ -1438,17 +1460,17 @@
     <w:pPr>
       <w:keepNext/>
       <w:keepLines/>
-      <w:spacing w:after="0" w:before="200"/>
+      <w:spacing w:before="200" w:after="0"/>
       <w:outlineLvl w:val="6"/>
     </w:pPr>
     <w:rPr>
-      <w:rFonts w:asciiTheme="majorHAnsi" w:cstheme="majorBidi" w:eastAsiaTheme="majorEastAsia" w:hAnsiTheme="majorHAnsi"/>
-      <w:color w:themeColor="accent1" w:val="4F81BD"/>
+      <w:rFonts w:asciiTheme="majorHAnsi" w:eastAsiaTheme="majorEastAsia" w:hAnsiTheme="majorHAnsi" w:cstheme="majorBidi"/>
+      <w:color w:val="4F81BD" w:themeColor="accent1"/>
       <w:sz w:val="24"/>
       <w:szCs w:val="24"/>
     </w:rPr>
   </w:style>
-  <w:style w:styleId="Heading8" w:type="paragraph">
+  <w:style w:type="paragraph" w:styleId="Heading8">
     <w:name w:val="Heading 8"/>
     <w:basedOn w:val="Normal"/>
     <w:next w:val="BodyText"/>
@@ -1458,17 +1480,17 @@
     <w:pPr>
       <w:keepNext/>
       <w:keepLines/>
-      <w:spacing w:after="0" w:before="200"/>
+      <w:spacing w:before="200" w:after="0"/>
       <w:outlineLvl w:val="7"/>
     </w:pPr>
     <w:rPr>
-      <w:rFonts w:asciiTheme="majorHAnsi" w:cstheme="majorBidi" w:eastAsiaTheme="majorEastAsia" w:hAnsiTheme="majorHAnsi"/>
-      <w:color w:themeColor="accent1" w:val="4F81BD"/>
+      <w:rFonts w:asciiTheme="majorHAnsi" w:eastAsiaTheme="majorEastAsia" w:hAnsiTheme="majorHAnsi" w:cstheme="majorBidi"/>
+      <w:color w:val="4F81BD" w:themeColor="accent1"/>
       <w:sz w:val="24"/>
       <w:szCs w:val="24"/>
     </w:rPr>
   </w:style>
-  <w:style w:styleId="Heading9" w:type="paragraph">
+  <w:style w:type="paragraph" w:styleId="Heading9">
     <w:name w:val="Heading 9"/>
     <w:basedOn w:val="Normal"/>
     <w:next w:val="BodyText"/>
@@ -1478,17 +1500,17 @@
     <w:pPr>
       <w:keepNext/>
       <w:keepLines/>
-      <w:spacing w:after="0" w:before="200"/>
+      <w:spacing w:before="200" w:after="0"/>
       <w:outlineLvl w:val="8"/>
     </w:pPr>
     <w:rPr>
-      <w:rFonts w:asciiTheme="majorHAnsi" w:cstheme="majorBidi" w:eastAsiaTheme="majorEastAsia" w:hAnsiTheme="majorHAnsi"/>
-      <w:color w:themeColor="accent1" w:val="4F81BD"/>
+      <w:rFonts w:asciiTheme="majorHAnsi" w:eastAsiaTheme="majorEastAsia" w:hAnsiTheme="majorHAnsi" w:cstheme="majorBidi"/>
+      <w:color w:val="4F81BD" w:themeColor="accent1"/>
       <w:sz w:val="24"/>
       <w:szCs w:val="24"/>
     </w:rPr>
   </w:style>
-  <w:style w:styleId="BlockText" w:type="paragraph">
+  <w:style w:type="paragraph" w:styleId="BlockText">
     <w:name w:val="Block Text"/>
     <w:basedOn w:val="BodyText"/>
     <w:next w:val="BodyText"/>
@@ -1496,11 +1518,11 @@
     <w:unhideWhenUsed/>
     <w:qFormat/>
     <w:pPr>
-      <w:spacing w:after="100" w:before="100"/>
+      <w:spacing w:before="100" w:after="100"/>
       <w:ind w:firstLine="0" w:left="480" w:right="480"/>
     </w:pPr>
   </w:style>
-  <w:style w:styleId="FootnoteText" w:type="paragraph">
+  <w:style w:type="paragraph" w:styleId="FootnoteText">
     <w:name w:val="Footnote Text"/>
     <w:basedOn w:val="Normal"/>
     <w:next w:val="FootnoteText"/>
@@ -1508,43 +1530,28 @@
     <w:unhideWhenUsed/>
     <w:qFormat/>
   </w:style>
-  <w:style w:default="1" w:styleId="DefaultParagraphFont" w:type="character">
+  <w:style w:type="character" w:default="1" w:styleId="DefaultParagraphFont">
     <w:name w:val="Default Paragraph Font"/>
     <w:semiHidden/>
     <w:unhideWhenUsed/>
   </w:style>
-  <w:style w:default="1" w:styleId="Table" w:type="table">
+  <w:style w:type="table" w:default="1" w:styleId="Table">
     <w:name w:val="Table"/>
     <w:basedOn w:val="TableNormal"/>
     <w:semiHidden/>
     <w:unhideWhenUsed/>
     <w:qFormat/>
     <w:tblPr>
-      <w:tblInd w:type="dxa" w:w="0"/>
+      <w:tblInd w:w="0" w:type="dxa"/>
       <w:tblCellMar>
-        <w:top w:type="dxa" w:w="0"/>
-        <w:left w:type="dxa" w:w="108"/>
-        <w:bottom w:type="dxa" w:w="0"/>
-        <w:right w:type="dxa" w:w="108"/>
+        <w:top w:w="0" w:type="dxa"/>
+        <w:left w:w="108" w:type="dxa"/>
+        <w:bottom w:w="0" w:type="dxa"/>
+        <w:right w:w="108" w:type="dxa"/>
       </w:tblCellMar>
     </w:tblPr>
-    <w:tblStylePr w:type="firstRow">
-      <w:tblPr>
-        <w:jc w:val="left"/>
-        <w:tblInd w:type="dxa" w:w="0"/>
-      </w:tblPr>
-      <w:trPr>
-        <w:jc w:val="left"/>
-      </w:trPr>
-      <w:tcPr>
-        <w:vAlign w:val="bottom"/>
-        <w:tcBorders>
-          <w:bottom w:val="single"/>
-        </w:tcBorders>
-      </w:tcPr>
-    </w:tblStylePr>
-  </w:style>
-  <w:style w:customStyle="1" w:styleId="DefinitionTerm" w:type="paragraph">
+  </w:style>
+  <w:style w:type="paragraph" w:customStyle="1" w:styleId="DefinitionTerm">
     <w:name w:val="Definition Term"/>
     <w:basedOn w:val="Normal"/>
     <w:next w:val="Definition"/>
@@ -1557,49 +1564,49 @@
       <w:b/>
     </w:rPr>
   </w:style>
-  <w:style w:customStyle="1" w:styleId="Definition" w:type="paragraph">
+  <w:style w:type="paragraph" w:customStyle="1" w:styleId="Definition">
     <w:name w:val="Definition"/>
     <w:basedOn w:val="Normal"/>
   </w:style>
-  <w:style w:styleId="Caption" w:type="paragraph">
+  <w:style w:type="paragraph" w:styleId="Caption">
     <w:name w:val="Caption"/>
     <w:basedOn w:val="Normal"/>
     <w:link w:val="BodyTextChar"/>
     <w:pPr>
-      <w:spacing w:after="120" w:before="0"/>
+      <w:spacing w:before="0" w:after="120"/>
     </w:pPr>
     <w:rPr>
       <w:i/>
     </w:rPr>
   </w:style>
-  <w:style w:customStyle="1" w:styleId="TableCaption" w:type="paragraph">
+  <w:style w:type="paragraph" w:customStyle="1" w:styleId="TableCaption">
     <w:name w:val="Table Caption"/>
     <w:basedOn w:val="Caption"/>
     <w:pPr>
       <w:keepNext/>
     </w:pPr>
   </w:style>
-  <w:style w:customStyle="1" w:styleId="ImageCaption" w:type="paragraph">
+  <w:style w:type="paragraph" w:customStyle="1" w:styleId="ImageCaption">
     <w:name w:val="Image Caption"/>
     <w:basedOn w:val="Caption"/>
   </w:style>
-  <w:style w:customStyle="1" w:styleId="Figure" w:type="paragraph">
+  <w:style w:type="paragraph" w:customStyle="1" w:styleId="Figure">
     <w:name w:val="Figure"/>
     <w:basedOn w:val="Normal"/>
   </w:style>
-  <w:style w:customStyle="1" w:styleId="CaptionedFigure" w:type="paragraph">
+  <w:style w:type="paragraph" w:customStyle="1" w:styleId="CaptionedFigure">
     <w:name w:val="Captioned Figure"/>
     <w:basedOn w:val="Figure"/>
     <w:pPr>
       <w:keepNext/>
     </w:pPr>
   </w:style>
-  <w:style w:customStyle="1" w:styleId="BodyTextChar" w:type="character">
+  <w:style w:type="character" w:customStyle="1" w:styleId="BodyTextChar">
     <w:name w:val="Body Text Char"/>
     <w:basedOn w:val="DefaultParagraphFont"/>
     <w:link w:val="BodyText"/>
   </w:style>
-  <w:style w:customStyle="1" w:styleId="VerbatimChar" w:type="character">
+  <w:style w:type="character" w:customStyle="1" w:styleId="VerbatimChar">
     <w:name w:val="Verbatim Char"/>
     <w:basedOn w:val="BodyTextChar"/>
     <w:rPr>
@@ -1607,25 +1614,21 @@
       <w:sz w:val="22"/>
     </w:rPr>
   </w:style>
-  <w:style w:customStyle="1" w:styleId="SectionNumber" w:type="character">
-    <w:name w:val="Section Number"/>
-    <w:basedOn w:val="BodyTextChar"/>
-  </w:style>
-  <w:style w:styleId="FootnoteReference" w:type="character">
+  <w:style w:type="character" w:styleId="FootnoteReference">
     <w:name w:val="Footnote Reference"/>
     <w:basedOn w:val="BodyTextChar"/>
     <w:rPr>
       <w:vertAlign w:val="superscript"/>
     </w:rPr>
   </w:style>
-  <w:style w:styleId="Hyperlink" w:type="character">
+  <w:style w:type="character" w:styleId="Hyperlink">
     <w:name w:val="Hyperlink"/>
     <w:basedOn w:val="BodyTextChar"/>
     <w:rPr>
-      <w:color w:themeColor="accent1" w:val="4F81BD"/>
-    </w:rPr>
-  </w:style>
-  <w:style w:styleId="TOCHeading" w:type="paragraph">
+      <w:color w:val="4F81BD" w:themeColor="accent1"/>
+    </w:rPr>
+  </w:style>
+  <w:style w:type="paragraph" w:styleId="TOCHeading">
     <w:name w:val="TOC Heading"/>
     <w:basedOn w:val="Heading1"/>
     <w:next w:val="BodyText"/>
@@ -1637,10 +1640,10 @@
       <w:outlineLvl w:val="9"/>
     </w:pPr>
     <w:rPr>
-      <w:rFonts w:asciiTheme="majorHAnsi" w:cstheme="majorBidi" w:eastAsiaTheme="majorEastAsia" w:hAnsiTheme="majorHAnsi"/>
+      <w:rFonts w:asciiTheme="majorHAnsi" w:eastAsiaTheme="majorEastAsia" w:hAnsiTheme="majorHAnsi" w:cstheme="majorBidi"/>
       <w:b w:val="0"/>
       <w:bCs w:val="0"/>
-      <w:color w:themeColor="accent1" w:themeShade="BF" w:val="365F91"/>
+      <w:color w:val="365F91" w:themeColor="accent1" w:themeShade="BF"/>
     </w:rPr>
   </w:style>
   <w:style w:type="paragraph" w:customStyle="1" w:styleId="SourceCode">
@@ -1732,10 +1735,7 @@
   <w:style w:type="character" w:customStyle="1" w:styleId="ImportTok">
     <w:name w:val="ImportTok"/>
     <w:basedOn w:val="VerbatimChar"/>
-    <w:rPr>
-      <w:color w:val="008000"/>
-      <w:b/>
-    </w:rPr>
+    <w:rPr/>
   </w:style>
   <w:style w:type="character" w:customStyle="1" w:styleId="CommentTok">
     <w:name w:val="CommentTok"/>
@@ -1810,9 +1810,7 @@
   <w:style w:type="character" w:customStyle="1" w:styleId="BuiltInTok">
     <w:name w:val="BuiltInTok"/>
     <w:basedOn w:val="VerbatimChar"/>
-    <w:rPr>
-      <w:color w:val="008000"/>
-    </w:rPr>
+    <w:rPr/>
   </w:style>
   <w:style w:type="character" w:customStyle="1" w:styleId="ExtensionTok">
     <w:name w:val="ExtensionTok"/>
